--- a/User_Manual_EN.docx
+++ b/User_Manual_EN.docx
@@ -693,18 +693,18 @@
               <w:pStyle w:val="Compact"/>
             </w:pPr>
             <w:r>
-              <w:t xml:space="preserve">MUSCLE v5</w:t>
-            </w:r>
-          </w:p>
-        </w:tc>
-        <w:tc>
-          <w:tcPr/>
-          <w:p>
-            <w:pPr>
-              <w:pStyle w:val="Compact"/>
-            </w:pPr>
-            <w:r>
-              <w:t xml:space="preserve">BLAST+ 2.12+ (optional, for genome coordinate mapping)</w:t>
+              <w:t xml:space="preserve">MUSCLE (v3.8.31 or v5)</w:t>
+            </w:r>
+          </w:p>
+        </w:tc>
+        <w:tc>
+          <w:tcPr/>
+          <w:p>
+            <w:pPr>
+              <w:pStyle w:val="Compact"/>
+            </w:pPr>
+            <w:r>
+              <w:t xml:space="preserve">BLAST+ 2.17.0+ (optional, for genome coordinate mapping)</w:t>
             </w:r>
           </w:p>
         </w:tc>
@@ -735,10 +735,13 @@
           <w:b/>
           <w:bCs/>
         </w:rPr>
-        <w:t xml:space="preserve">MUSCLE v5</w:t>
-      </w:r>
-      <w:r>
-        <w:t xml:space="preserve">: Multiple sequence aligner — https://www.drive5.com/muscle/</w:t>
+        <w:t xml:space="preserve">MUSCLE</w:t>
+      </w:r>
+      <w:r>
+        <w:t xml:space="preserve"> </w:t>
+      </w:r>
+      <w:r>
+        <w:t xml:space="preserve">(v3.8.31 or v5, auto-detected): Multiple sequence aligner — https://www.drive5.com/muscle/</w:t>
       </w:r>
       <w:r>
         <w:t xml:space="preserve"> </w:t>
@@ -754,7 +757,7 @@
           <w:b/>
           <w:bCs/>
         </w:rPr>
-        <w:t xml:space="preserve">BLAST+ 2.12+</w:t>
+        <w:t xml:space="preserve">BLAST+ 2.17.0+</w:t>
       </w:r>
       <w:r>
         <w:t xml:space="preserve">: Reference genome alignment (optional) — https://ftp.ncbi.nlm.nih.gov/blast/executables/blast+/LATEST/</w:t>
@@ -5391,7 +5394,7 @@
         </w:numPr>
       </w:pPr>
       <w:r>
-        <w:t xml:space="preserve">MUSCLE v5 (</w:t>
+        <w:t xml:space="preserve">MUSCLE v3.8.31 (</w:t>
       </w:r>
       <w:r>
         <w:rPr>
@@ -5975,7 +5978,7 @@
         <w:t xml:space="preserve"> </w:t>
       </w:r>
       <w:r>
-        <w:t xml:space="preserve">path is correct. Download MUSCLE v5 from</w:t>
+        <w:t xml:space="preserve">path is correct. Download MUSCLE (v3.8.31 or v5) from</w:t>
       </w:r>
       <w:r>
         <w:t xml:space="preserve"> </w:t>
@@ -6254,7 +6257,7 @@
         <w:t xml:space="preserve">Email</w:t>
       </w:r>
       <w:r>
-        <w:t xml:space="preserve">: chengyu.xia@xidian.edu.cn</w:t>
+        <w:t xml:space="preserve">: pbning@xidian.edu.cn</w:t>
       </w:r>
     </w:p>
     <w:p>
@@ -6273,7 +6276,7 @@
           <w:i/>
           <w:iCs/>
         </w:rPr>
-        <w:t xml:space="preserve">ABI-SNP Analyzer v1.1.0 | MIT License | Copyright (c) 2026 Chengyu Xia</w:t>
+        <w:t xml:space="preserve">ABI-SNP Analyzer v1.1.0 | MIT License | Copyright (c) 2026 Chengyu Xia, Wenhui Chu, Pengbo Ning</w:t>
       </w:r>
     </w:p>
     <w:bookmarkEnd w:id="34"/>
